--- a/Employ/正社員登用申請書_所信表明.docx
+++ b/Employ/正社員登用申請書_所信表明.docx
@@ -1,6 +1,6 @@
 
 <file path=word/document.xml><?xml version="1.0" encoding="utf-8"?>
-<w:document xmlns:wpc="http://schemas.microsoft.com/office/word/2010/wordprocessingCanvas" xmlns:cx="http://schemas.microsoft.com/office/drawing/2014/chartex" xmlns:cx1="http://schemas.microsoft.com/office/drawing/2015/9/8/chartex" xmlns:mc="http://schemas.openxmlformats.org/markup-compatibility/2006" xmlns:o="urn:schemas-microsoft-com:office:office" xmlns:r="http://schemas.openxmlformats.org/officeDocument/2006/relationships" xmlns:m="http://schemas.openxmlformats.org/officeDocument/2006/math" xmlns:v="urn:schemas-microsoft-com:vml" xmlns:wp14="http://schemas.microsoft.com/office/word/2010/wordprocessingDrawing" xmlns:wp="http://schemas.openxmlformats.org/drawingml/2006/wordprocessingDrawing" xmlns:w10="urn:schemas-microsoft-com:office:word" xmlns:w="http://schemas.openxmlformats.org/wordprocessingml/2006/main" xmlns:w14="http://schemas.microsoft.com/office/word/2010/wordml" xmlns:w15="http://schemas.microsoft.com/office/word/2012/wordml" xmlns:w16se="http://schemas.microsoft.com/office/word/2015/wordml/symex" xmlns:wpg="http://schemas.microsoft.com/office/word/2010/wordprocessingGroup" xmlns:wpi="http://schemas.microsoft.com/office/word/2010/wordprocessingInk" xmlns:wne="http://schemas.microsoft.com/office/word/2006/wordml" xmlns:wps="http://schemas.microsoft.com/office/word/2010/wordprocessingShape" mc:Ignorable="w14 w15 w16se wp14">
+<w:document xmlns:wpc="http://schemas.microsoft.com/office/word/2010/wordprocessingCanvas" xmlns:cx="http://schemas.microsoft.com/office/drawing/2014/chartex" xmlns:cx1="http://schemas.microsoft.com/office/drawing/2015/9/8/chartex" xmlns:cx2="http://schemas.microsoft.com/office/drawing/2015/10/21/chartex" xmlns:cx3="http://schemas.microsoft.com/office/drawing/2016/5/9/chartex" xmlns:cx4="http://schemas.microsoft.com/office/drawing/2016/5/10/chartex" xmlns:cx5="http://schemas.microsoft.com/office/drawing/2016/5/11/chartex" xmlns:cx6="http://schemas.microsoft.com/office/drawing/2016/5/12/chartex" xmlns:cx7="http://schemas.microsoft.com/office/drawing/2016/5/13/chartex" xmlns:cx8="http://schemas.microsoft.com/office/drawing/2016/5/14/chartex" xmlns:mc="http://schemas.openxmlformats.org/markup-compatibility/2006" xmlns:aink="http://schemas.microsoft.com/office/drawing/2016/ink" xmlns:am3d="http://schemas.microsoft.com/office/drawing/2017/model3d" xmlns:o="urn:schemas-microsoft-com:office:office" xmlns:oel="http://schemas.microsoft.com/office/2019/extlst" xmlns:r="http://schemas.openxmlformats.org/officeDocument/2006/relationships" xmlns:m="http://schemas.openxmlformats.org/officeDocument/2006/math" xmlns:v="urn:schemas-microsoft-com:vml" xmlns:wp14="http://schemas.microsoft.com/office/word/2010/wordprocessingDrawing" xmlns:wp="http://schemas.openxmlformats.org/drawingml/2006/wordprocessingDrawing" xmlns:w10="urn:schemas-microsoft-com:office:word" xmlns:w="http://schemas.openxmlformats.org/wordprocessingml/2006/main" xmlns:w14="http://schemas.microsoft.com/office/word/2010/wordml" xmlns:w15="http://schemas.microsoft.com/office/word/2012/wordml" xmlns:w16cex="http://schemas.microsoft.com/office/word/2018/wordml/cex" xmlns:w16cid="http://schemas.microsoft.com/office/word/2016/wordml/cid" xmlns:w16="http://schemas.microsoft.com/office/word/2018/wordml" xmlns:w16du="http://schemas.microsoft.com/office/word/2023/wordml/word16du" xmlns:w16sdtdh="http://schemas.microsoft.com/office/word/2020/wordml/sdtdatahash" xmlns:w16sdtfl="http://schemas.microsoft.com/office/word/2024/wordml/sdtformatlock" xmlns:w16se="http://schemas.microsoft.com/office/word/2015/wordml/symex" xmlns:wpg="http://schemas.microsoft.com/office/word/2010/wordprocessingGroup" xmlns:wpi="http://schemas.microsoft.com/office/word/2010/wordprocessingInk" xmlns:wne="http://schemas.microsoft.com/office/word/2006/wordml" xmlns:wps="http://schemas.microsoft.com/office/word/2010/wordprocessingShape" mc:Ignorable="w14 w15 w16se w16cid w16 w16cex w16sdtdh w16sdtfl w16du wp14">
   <w:body>
     <w:p>
       <w:pPr>
@@ -10,8 +10,6 @@
           <w:szCs w:val="21"/>
         </w:rPr>
       </w:pPr>
-      <w:bookmarkStart w:id="0" w:name="_GoBack"/>
-      <w:bookmarkEnd w:id="0"/>
       <w:r>
         <w:rPr>
           <w:rFonts w:ascii="ＭＳ Ｐ明朝" w:eastAsia="ＭＳ Ｐ明朝" w:hAnsi="ＭＳ Ｐ明朝" w:hint="eastAsia"/>
@@ -228,11 +226,79 @@
           <w:between w:val="dashSmallGap" w:sz="4" w:space="1" w:color="auto"/>
         </w:pBdr>
         <w:spacing w:beforeLines="50" w:before="143"/>
-        <w:rPr>
-          <w:rFonts w:ascii="ＭＳ Ｐ明朝" w:eastAsia="ＭＳ Ｐ明朝" w:hAnsi="ＭＳ Ｐ明朝"/>
-          <w:szCs w:val="21"/>
-        </w:rPr>
-      </w:pPr>
+        <w:ind w:firstLineChars="100" w:firstLine="193"/>
+        <w:rPr>
+          <w:rFonts w:ascii="ＭＳ Ｐ明朝" w:eastAsia="ＭＳ Ｐ明朝" w:hAnsi="ＭＳ Ｐ明朝"/>
+          <w:szCs w:val="21"/>
+        </w:rPr>
+      </w:pPr>
+      <w:r>
+        <w:rPr>
+          <w:rFonts w:ascii="ＭＳ Ｐ明朝" w:eastAsia="ＭＳ Ｐ明朝" w:hAnsi="ＭＳ Ｐ明朝" w:hint="eastAsia"/>
+          <w:szCs w:val="21"/>
+        </w:rPr>
+        <w:t>私はこれまで、エンジニアとしてUI開発やコンシューマー機への移植対応、バグ修正など、ゲーム開発の現場で幅広</w:t>
+      </w:r>
+    </w:p>
+    <w:p>
+      <w:pPr>
+        <w:pBdr>
+          <w:bottom w:val="dashSmallGap" w:sz="4" w:space="1" w:color="auto"/>
+          <w:between w:val="dashSmallGap" w:sz="4" w:space="1" w:color="auto"/>
+        </w:pBdr>
+        <w:spacing w:beforeLines="50" w:before="143"/>
+        <w:rPr>
+          <w:rFonts w:ascii="ＭＳ Ｐ明朝" w:eastAsia="ＭＳ Ｐ明朝" w:hAnsi="ＭＳ Ｐ明朝"/>
+          <w:szCs w:val="21"/>
+        </w:rPr>
+      </w:pPr>
+      <w:r>
+        <w:rPr>
+          <w:rFonts w:ascii="ＭＳ Ｐ明朝" w:eastAsia="ＭＳ Ｐ明朝" w:hAnsi="ＭＳ Ｐ明朝" w:hint="eastAsia"/>
+          <w:szCs w:val="21"/>
+        </w:rPr>
+        <w:t>い業務を経験してきました。日々の開発業務では、実装対応だけでなく、スケジュールや仕様変更に合わせながら作業を</w:t>
+      </w:r>
+    </w:p>
+    <w:p>
+      <w:pPr>
+        <w:pBdr>
+          <w:bottom w:val="dashSmallGap" w:sz="4" w:space="1" w:color="auto"/>
+          <w:between w:val="dashSmallGap" w:sz="4" w:space="1" w:color="auto"/>
+        </w:pBdr>
+        <w:spacing w:beforeLines="50" w:before="143"/>
+        <w:rPr>
+          <w:rFonts w:ascii="ＭＳ Ｐ明朝" w:eastAsia="ＭＳ Ｐ明朝" w:hAnsi="ＭＳ Ｐ明朝"/>
+          <w:szCs w:val="21"/>
+        </w:rPr>
+      </w:pPr>
+      <w:r>
+        <w:rPr>
+          <w:rFonts w:ascii="ＭＳ Ｐ明朝" w:eastAsia="ＭＳ Ｐ明朝" w:hAnsi="ＭＳ Ｐ明朝" w:hint="eastAsia"/>
+          <w:szCs w:val="21"/>
+        </w:rPr>
+        <w:t>進めることも多く、開発現場ではさまざまな課題が発生することを実感してきました。そうした経験を通して、制作フローや</w:t>
+      </w:r>
+    </w:p>
+    <w:p>
+      <w:pPr>
+        <w:pBdr>
+          <w:bottom w:val="dashSmallGap" w:sz="4" w:space="1" w:color="auto"/>
+          <w:between w:val="dashSmallGap" w:sz="4" w:space="1" w:color="auto"/>
+        </w:pBdr>
+        <w:spacing w:beforeLines="50" w:before="143"/>
+        <w:rPr>
+          <w:rFonts w:ascii="ＭＳ Ｐ明朝" w:eastAsia="ＭＳ Ｐ明朝" w:hAnsi="ＭＳ Ｐ明朝"/>
+          <w:szCs w:val="21"/>
+        </w:rPr>
+      </w:pPr>
+      <w:r>
+        <w:rPr>
+          <w:rFonts w:ascii="ＭＳ Ｐ明朝" w:eastAsia="ＭＳ Ｐ明朝" w:hAnsi="ＭＳ Ｐ明朝" w:hint="eastAsia"/>
+          <w:szCs w:val="21"/>
+        </w:rPr>
+        <w:t>開発環境の効率化及び改善が重要なのではないかと考えるようになりました。</w:t>
+      </w:r>
     </w:p>
     <w:p>
       <w:pPr>
@@ -259,6 +325,20 @@
           <w:szCs w:val="21"/>
         </w:rPr>
       </w:pPr>
+      <w:r>
+        <w:rPr>
+          <w:rFonts w:ascii="ＭＳ Ｐ明朝" w:eastAsia="ＭＳ Ｐ明朝" w:hAnsi="ＭＳ Ｐ明朝" w:hint="eastAsia"/>
+          <w:szCs w:val="21"/>
+        </w:rPr>
+        <w:t xml:space="preserve">　</w:t>
+      </w:r>
+      <w:r>
+        <w:rPr>
+          <w:rFonts w:ascii="ＭＳ Ｐ明朝" w:eastAsia="ＭＳ Ｐ明朝" w:hAnsi="ＭＳ Ｐ明朝"/>
+          <w:szCs w:val="21"/>
+        </w:rPr>
+        <w:t>その後、テクニカルアーティストとしてR&amp;Dやツール開発に携わる中で、少しずつパイプラインや制作フロー全体を見る</w:t>
+      </w:r>
     </w:p>
     <w:p>
       <w:pPr>
@@ -272,6 +352,13 @@
           <w:szCs w:val="21"/>
         </w:rPr>
       </w:pPr>
+      <w:r>
+        <w:rPr>
+          <w:rFonts w:ascii="ＭＳ Ｐ明朝" w:eastAsia="ＭＳ Ｐ明朝" w:hAnsi="ＭＳ Ｐ明朝"/>
+          <w:szCs w:val="21"/>
+        </w:rPr>
+        <w:t>機会が増え、自分自身も「より良い開発環境を作ること」に興味を持つようになりました。エンジニアとして培った開発経験を</w:t>
+      </w:r>
     </w:p>
     <w:p>
       <w:pPr>
@@ -281,10 +368,17 @@
         </w:pBdr>
         <w:spacing w:before="50"/>
         <w:rPr>
-          <w:rFonts w:ascii="ＭＳ Ｐ明朝" w:eastAsia="ＭＳ Ｐ明朝" w:hAnsi="ＭＳ Ｐ明朝"/>
-          <w:szCs w:val="21"/>
-        </w:rPr>
-      </w:pPr>
+          <w:rFonts w:ascii="ＭＳ Ｐ明朝" w:eastAsia="ＭＳ Ｐ明朝" w:hAnsi="ＭＳ Ｐ明朝" w:hint="eastAsia"/>
+          <w:szCs w:val="21"/>
+        </w:rPr>
+      </w:pPr>
+      <w:r>
+        <w:rPr>
+          <w:rFonts w:ascii="ＭＳ Ｐ明朝" w:eastAsia="ＭＳ Ｐ明朝" w:hAnsi="ＭＳ Ｐ明朝"/>
+          <w:szCs w:val="21"/>
+        </w:rPr>
+        <w:t>活かしながら、現場の課題を整理し、少しでも効率化や負担軽減につながる仕組みを作れるようになりたいと考えています。</w:t>
+      </w:r>
     </w:p>
     <w:p>
       <w:pPr>
@@ -311,6 +405,20 @@
           <w:szCs w:val="21"/>
         </w:rPr>
       </w:pPr>
+      <w:r>
+        <w:rPr>
+          <w:rFonts w:ascii="ＭＳ Ｐ明朝" w:eastAsia="ＭＳ Ｐ明朝" w:hAnsi="ＭＳ Ｐ明朝" w:hint="eastAsia"/>
+          <w:szCs w:val="21"/>
+        </w:rPr>
+        <w:t xml:space="preserve">　</w:t>
+      </w:r>
+      <w:r>
+        <w:rPr>
+          <w:rFonts w:ascii="ＭＳ Ｐ明朝" w:eastAsia="ＭＳ Ｐ明朝" w:hAnsi="ＭＳ Ｐ明朝"/>
+          <w:szCs w:val="21"/>
+        </w:rPr>
+        <w:t>現在は、HoudiniやUSDなどの技術にも興味を持ち、パイプライン設計やツール開発について学びながら、開発現場で</w:t>
+      </w:r>
     </w:p>
     <w:p>
       <w:pPr>
@@ -324,6 +432,13 @@
           <w:szCs w:val="21"/>
         </w:rPr>
       </w:pPr>
+      <w:r>
+        <w:rPr>
+          <w:rFonts w:ascii="ＭＳ Ｐ明朝" w:eastAsia="ＭＳ Ｐ明朝" w:hAnsi="ＭＳ Ｐ明朝"/>
+          <w:szCs w:val="21"/>
+        </w:rPr>
+        <w:t>どのように活用できるかを業務を通じて検証しています。単にツールを作るだけではなく、「なぜこの課題が起きているの</w:t>
+      </w:r>
     </w:p>
     <w:p>
       <w:pPr>
@@ -337,6 +452,13 @@
           <w:szCs w:val="21"/>
         </w:rPr>
       </w:pPr>
+      <w:r>
+        <w:rPr>
+          <w:rFonts w:ascii="ＭＳ Ｐ明朝" w:eastAsia="ＭＳ Ｐ明朝" w:hAnsi="ＭＳ Ｐ明朝"/>
+          <w:szCs w:val="21"/>
+        </w:rPr>
+        <w:t>か」を考え、制作フロー全体を理解した上で改善提案ができるようになりたいと思っています。また、自分の中だけで完結さ</w:t>
+      </w:r>
     </w:p>
     <w:p>
       <w:pPr>
@@ -350,6 +472,13 @@
           <w:szCs w:val="21"/>
         </w:rPr>
       </w:pPr>
+      <w:r>
+        <w:rPr>
+          <w:rFonts w:ascii="ＭＳ Ｐ明朝" w:eastAsia="ＭＳ Ｐ明朝" w:hAnsi="ＭＳ Ｐ明朝"/>
+          <w:szCs w:val="21"/>
+        </w:rPr>
+        <w:t>せるのではなく、ドキュメント化や共有を通して、チームとして活用できる形にしていくことも今後の課題だと感じています。</w:t>
+      </w:r>
     </w:p>
     <w:p>
       <w:pPr>
@@ -376,6 +505,20 @@
           <w:szCs w:val="21"/>
         </w:rPr>
       </w:pPr>
+      <w:r>
+        <w:rPr>
+          <w:rFonts w:ascii="ＭＳ Ｐ明朝" w:eastAsia="ＭＳ Ｐ明朝" w:hAnsi="ＭＳ Ｐ明朝" w:hint="eastAsia"/>
+          <w:szCs w:val="21"/>
+        </w:rPr>
+        <w:t xml:space="preserve">　</w:t>
+      </w:r>
+      <w:r>
+        <w:rPr>
+          <w:rFonts w:ascii="ＭＳ Ｐ明朝" w:eastAsia="ＭＳ Ｐ明朝" w:hAnsi="ＭＳ Ｐ明朝"/>
+          <w:szCs w:val="21"/>
+        </w:rPr>
+        <w:t>以上を踏まえて、パイプライン開発やツール整備を通して、開発現場の効率化や品質向上に貢献していきたいと考えて</w:t>
+      </w:r>
     </w:p>
     <w:p>
       <w:pPr>
@@ -389,6 +532,13 @@
           <w:szCs w:val="21"/>
         </w:rPr>
       </w:pPr>
+      <w:r>
+        <w:rPr>
+          <w:rFonts w:ascii="ＭＳ Ｐ明朝" w:eastAsia="ＭＳ Ｐ明朝" w:hAnsi="ＭＳ Ｐ明朝"/>
+          <w:szCs w:val="21"/>
+        </w:rPr>
+        <w:t>います。目の前の業務を対応するだけでなく、再利用できる仕組みやナレッジとして残していくことで、チーム全体の生産</w:t>
+      </w:r>
     </w:p>
     <w:p>
       <w:pPr>
@@ -402,6 +552,13 @@
           <w:szCs w:val="21"/>
         </w:rPr>
       </w:pPr>
+      <w:r>
+        <w:rPr>
+          <w:rFonts w:ascii="ＭＳ Ｐ明朝" w:eastAsia="ＭＳ Ｐ明朝" w:hAnsi="ＭＳ Ｐ明朝"/>
+          <w:szCs w:val="21"/>
+        </w:rPr>
+        <w:t>性向上にも繋げていきたいです。また、制作側と技術側の間に立ち、双方の課題を理解しながら橋渡しができる存在にな</w:t>
+      </w:r>
     </w:p>
     <w:p>
       <w:pPr>
@@ -415,6 +572,13 @@
           <w:szCs w:val="21"/>
         </w:rPr>
       </w:pPr>
+      <w:r>
+        <w:rPr>
+          <w:rFonts w:ascii="ＭＳ Ｐ明朝" w:eastAsia="ＭＳ Ｐ明朝" w:hAnsi="ＭＳ Ｐ明朝"/>
+          <w:szCs w:val="21"/>
+        </w:rPr>
+        <w:t>ることも、自分が貢献できる部分だと考えています。</w:t>
+      </w:r>
     </w:p>
     <w:p>
       <w:pPr>
@@ -441,6 +605,20 @@
           <w:szCs w:val="21"/>
         </w:rPr>
       </w:pPr>
+      <w:r>
+        <w:rPr>
+          <w:rFonts w:ascii="ＭＳ Ｐ明朝" w:eastAsia="ＭＳ Ｐ明朝" w:hAnsi="ＭＳ Ｐ明朝" w:hint="eastAsia"/>
+          <w:szCs w:val="21"/>
+        </w:rPr>
+        <w:t xml:space="preserve">　</w:t>
+      </w:r>
+      <w:r>
+        <w:rPr>
+          <w:rFonts w:ascii="ＭＳ Ｐ明朝" w:eastAsia="ＭＳ Ｐ明朝" w:hAnsi="ＭＳ Ｐ明朝"/>
+          <w:szCs w:val="21"/>
+        </w:rPr>
+        <w:t>そのために今後は、HoudiniやUSDなどの技術理解をさらに深めるだけでなく、パイプライン設計やワークフロー改善に</w:t>
+      </w:r>
     </w:p>
     <w:p>
       <w:pPr>
@@ -454,6 +632,13 @@
           <w:szCs w:val="21"/>
         </w:rPr>
       </w:pPr>
+      <w:r>
+        <w:rPr>
+          <w:rFonts w:ascii="ＭＳ Ｐ明朝" w:eastAsia="ＭＳ Ｐ明朝" w:hAnsi="ＭＳ Ｐ明朝"/>
+          <w:szCs w:val="21"/>
+        </w:rPr>
+        <w:t>ついても継続的に学んでいきたいです。また、実装力だけではなく、課題整理や提案力、コミュニケーション面についても</w:t>
+      </w:r>
     </w:p>
     <w:p>
       <w:pPr>
@@ -467,6 +652,13 @@
           <w:szCs w:val="21"/>
         </w:rPr>
       </w:pPr>
+      <w:r>
+        <w:rPr>
+          <w:rFonts w:ascii="ＭＳ Ｐ明朝" w:eastAsia="ＭＳ Ｐ明朝" w:hAnsi="ＭＳ Ｐ明朝"/>
+          <w:szCs w:val="21"/>
+        </w:rPr>
+        <w:t>経験を積みながら、自分自身の視野を広げていきたいと考えています。まだ未熟な部分は多いですが、一つずつ知識と</w:t>
+      </w:r>
     </w:p>
     <w:p>
       <w:pPr>
@@ -480,6 +672,13 @@
           <w:szCs w:val="21"/>
         </w:rPr>
       </w:pPr>
+      <w:r>
+        <w:rPr>
+          <w:rFonts w:ascii="ＭＳ Ｐ明朝" w:eastAsia="ＭＳ Ｐ明朝" w:hAnsi="ＭＳ Ｐ明朝"/>
+          <w:szCs w:val="21"/>
+        </w:rPr>
+        <w:t>経験を積み重ねながら、将来的には制作プロセス全体を支えられるようなTAへ成長していきたいです。</w:t>
+      </w:r>
     </w:p>
     <w:p>
       <w:pPr>
@@ -576,57 +775,6 @@
       <w:pPr>
         <w:pBdr>
           <w:bottom w:val="dashSmallGap" w:sz="4" w:space="1" w:color="auto"/>
-          <w:between w:val="dashSmallGap" w:sz="4" w:space="1" w:color="auto"/>
-        </w:pBdr>
-        <w:spacing w:before="50"/>
-        <w:rPr>
-          <w:rFonts w:ascii="ＭＳ Ｐ明朝" w:eastAsia="ＭＳ Ｐ明朝" w:hAnsi="ＭＳ Ｐ明朝"/>
-          <w:szCs w:val="21"/>
-        </w:rPr>
-      </w:pPr>
-    </w:p>
-    <w:p>
-      <w:pPr>
-        <w:pBdr>
-          <w:bottom w:val="dashSmallGap" w:sz="4" w:space="1" w:color="auto"/>
-          <w:between w:val="dashSmallGap" w:sz="4" w:space="1" w:color="auto"/>
-        </w:pBdr>
-        <w:spacing w:before="50"/>
-        <w:rPr>
-          <w:rFonts w:ascii="ＭＳ Ｐ明朝" w:eastAsia="ＭＳ Ｐ明朝" w:hAnsi="ＭＳ Ｐ明朝"/>
-          <w:szCs w:val="21"/>
-        </w:rPr>
-      </w:pPr>
-    </w:p>
-    <w:p>
-      <w:pPr>
-        <w:pBdr>
-          <w:bottom w:val="dashSmallGap" w:sz="4" w:space="1" w:color="auto"/>
-          <w:between w:val="dashSmallGap" w:sz="4" w:space="1" w:color="auto"/>
-        </w:pBdr>
-        <w:spacing w:before="50"/>
-        <w:rPr>
-          <w:rFonts w:ascii="ＭＳ Ｐ明朝" w:eastAsia="ＭＳ Ｐ明朝" w:hAnsi="ＭＳ Ｐ明朝"/>
-          <w:szCs w:val="21"/>
-        </w:rPr>
-      </w:pPr>
-    </w:p>
-    <w:p>
-      <w:pPr>
-        <w:pBdr>
-          <w:bottom w:val="dashSmallGap" w:sz="4" w:space="1" w:color="auto"/>
-          <w:between w:val="dashSmallGap" w:sz="4" w:space="1" w:color="auto"/>
-        </w:pBdr>
-        <w:spacing w:before="50"/>
-        <w:rPr>
-          <w:rFonts w:ascii="ＭＳ Ｐ明朝" w:eastAsia="ＭＳ Ｐ明朝" w:hAnsi="ＭＳ Ｐ明朝"/>
-          <w:szCs w:val="21"/>
-        </w:rPr>
-      </w:pPr>
-    </w:p>
-    <w:p>
-      <w:pPr>
-        <w:pBdr>
           <w:between w:val="dashSmallGap" w:sz="4" w:space="1" w:color="auto"/>
         </w:pBdr>
         <w:spacing w:before="50"/>
@@ -660,7 +808,7 @@
 </file>
 
 <file path=word/endnotes.xml><?xml version="1.0" encoding="utf-8"?>
-<w:endnotes xmlns:wpc="http://schemas.microsoft.com/office/word/2010/wordprocessingCanvas" xmlns:cx="http://schemas.microsoft.com/office/drawing/2014/chartex" xmlns:cx1="http://schemas.microsoft.com/office/drawing/2015/9/8/chartex" xmlns:mc="http://schemas.openxmlformats.org/markup-compatibility/2006" xmlns:o="urn:schemas-microsoft-com:office:office" xmlns:r="http://schemas.openxmlformats.org/officeDocument/2006/relationships" xmlns:m="http://schemas.openxmlformats.org/officeDocument/2006/math" xmlns:v="urn:schemas-microsoft-com:vml" xmlns:wp14="http://schemas.microsoft.com/office/word/2010/wordprocessingDrawing" xmlns:wp="http://schemas.openxmlformats.org/drawingml/2006/wordprocessingDrawing" xmlns:w10="urn:schemas-microsoft-com:office:word" xmlns:w="http://schemas.openxmlformats.org/wordprocessingml/2006/main" xmlns:w14="http://schemas.microsoft.com/office/word/2010/wordml" xmlns:w15="http://schemas.microsoft.com/office/word/2012/wordml" xmlns:w16se="http://schemas.microsoft.com/office/word/2015/wordml/symex" xmlns:wpg="http://schemas.microsoft.com/office/word/2010/wordprocessingGroup" xmlns:wpi="http://schemas.microsoft.com/office/word/2010/wordprocessingInk" xmlns:wne="http://schemas.microsoft.com/office/word/2006/wordml" xmlns:wps="http://schemas.microsoft.com/office/word/2010/wordprocessingShape" mc:Ignorable="w14 w15 w16se wp14">
+<w:endnotes xmlns:wpc="http://schemas.microsoft.com/office/word/2010/wordprocessingCanvas" xmlns:cx="http://schemas.microsoft.com/office/drawing/2014/chartex" xmlns:cx1="http://schemas.microsoft.com/office/drawing/2015/9/8/chartex" xmlns:cx2="http://schemas.microsoft.com/office/drawing/2015/10/21/chartex" xmlns:cx3="http://schemas.microsoft.com/office/drawing/2016/5/9/chartex" xmlns:cx4="http://schemas.microsoft.com/office/drawing/2016/5/10/chartex" xmlns:cx5="http://schemas.microsoft.com/office/drawing/2016/5/11/chartex" xmlns:cx6="http://schemas.microsoft.com/office/drawing/2016/5/12/chartex" xmlns:cx7="http://schemas.microsoft.com/office/drawing/2016/5/13/chartex" xmlns:cx8="http://schemas.microsoft.com/office/drawing/2016/5/14/chartex" xmlns:mc="http://schemas.openxmlformats.org/markup-compatibility/2006" xmlns:aink="http://schemas.microsoft.com/office/drawing/2016/ink" xmlns:am3d="http://schemas.microsoft.com/office/drawing/2017/model3d" xmlns:o="urn:schemas-microsoft-com:office:office" xmlns:oel="http://schemas.microsoft.com/office/2019/extlst" xmlns:r="http://schemas.openxmlformats.org/officeDocument/2006/relationships" xmlns:m="http://schemas.openxmlformats.org/officeDocument/2006/math" xmlns:v="urn:schemas-microsoft-com:vml" xmlns:wp14="http://schemas.microsoft.com/office/word/2010/wordprocessingDrawing" xmlns:wp="http://schemas.openxmlformats.org/drawingml/2006/wordprocessingDrawing" xmlns:w10="urn:schemas-microsoft-com:office:word" xmlns:w="http://schemas.openxmlformats.org/wordprocessingml/2006/main" xmlns:w14="http://schemas.microsoft.com/office/word/2010/wordml" xmlns:w15="http://schemas.microsoft.com/office/word/2012/wordml" xmlns:w16cex="http://schemas.microsoft.com/office/word/2018/wordml/cex" xmlns:w16cid="http://schemas.microsoft.com/office/word/2016/wordml/cid" xmlns:w16="http://schemas.microsoft.com/office/word/2018/wordml" xmlns:w16du="http://schemas.microsoft.com/office/word/2023/wordml/word16du" xmlns:w16sdtdh="http://schemas.microsoft.com/office/word/2020/wordml/sdtdatahash" xmlns:w16sdtfl="http://schemas.microsoft.com/office/word/2024/wordml/sdtformatlock" xmlns:w16se="http://schemas.microsoft.com/office/word/2015/wordml/symex" xmlns:wpg="http://schemas.microsoft.com/office/word/2010/wordprocessingGroup" xmlns:wpi="http://schemas.microsoft.com/office/word/2010/wordprocessingInk" xmlns:wne="http://schemas.microsoft.com/office/word/2006/wordml" xmlns:wps="http://schemas.microsoft.com/office/word/2010/wordprocessingShape" mc:Ignorable="w14 w15 w16se w16cid w16 w16cex w16sdtdh w16sdtfl w16du wp14">
   <w:endnote w:type="separator" w:id="-1">
     <w:p>
       <w:r>
@@ -679,7 +827,7 @@
 </file>
 
 <file path=word/footnotes.xml><?xml version="1.0" encoding="utf-8"?>
-<w:footnotes xmlns:wpc="http://schemas.microsoft.com/office/word/2010/wordprocessingCanvas" xmlns:cx="http://schemas.microsoft.com/office/drawing/2014/chartex" xmlns:cx1="http://schemas.microsoft.com/office/drawing/2015/9/8/chartex" xmlns:mc="http://schemas.openxmlformats.org/markup-compatibility/2006" xmlns:o="urn:schemas-microsoft-com:office:office" xmlns:r="http://schemas.openxmlformats.org/officeDocument/2006/relationships" xmlns:m="http://schemas.openxmlformats.org/officeDocument/2006/math" xmlns:v="urn:schemas-microsoft-com:vml" xmlns:wp14="http://schemas.microsoft.com/office/word/2010/wordprocessingDrawing" xmlns:wp="http://schemas.openxmlformats.org/drawingml/2006/wordprocessingDrawing" xmlns:w10="urn:schemas-microsoft-com:office:word" xmlns:w="http://schemas.openxmlformats.org/wordprocessingml/2006/main" xmlns:w14="http://schemas.microsoft.com/office/word/2010/wordml" xmlns:w15="http://schemas.microsoft.com/office/word/2012/wordml" xmlns:w16se="http://schemas.microsoft.com/office/word/2015/wordml/symex" xmlns:wpg="http://schemas.microsoft.com/office/word/2010/wordprocessingGroup" xmlns:wpi="http://schemas.microsoft.com/office/word/2010/wordprocessingInk" xmlns:wne="http://schemas.microsoft.com/office/word/2006/wordml" xmlns:wps="http://schemas.microsoft.com/office/word/2010/wordprocessingShape" mc:Ignorable="w14 w15 w16se wp14">
+<w:footnotes xmlns:wpc="http://schemas.microsoft.com/office/word/2010/wordprocessingCanvas" xmlns:cx="http://schemas.microsoft.com/office/drawing/2014/chartex" xmlns:cx1="http://schemas.microsoft.com/office/drawing/2015/9/8/chartex" xmlns:cx2="http://schemas.microsoft.com/office/drawing/2015/10/21/chartex" xmlns:cx3="http://schemas.microsoft.com/office/drawing/2016/5/9/chartex" xmlns:cx4="http://schemas.microsoft.com/office/drawing/2016/5/10/chartex" xmlns:cx5="http://schemas.microsoft.com/office/drawing/2016/5/11/chartex" xmlns:cx6="http://schemas.microsoft.com/office/drawing/2016/5/12/chartex" xmlns:cx7="http://schemas.microsoft.com/office/drawing/2016/5/13/chartex" xmlns:cx8="http://schemas.microsoft.com/office/drawing/2016/5/14/chartex" xmlns:mc="http://schemas.openxmlformats.org/markup-compatibility/2006" xmlns:aink="http://schemas.microsoft.com/office/drawing/2016/ink" xmlns:am3d="http://schemas.microsoft.com/office/drawing/2017/model3d" xmlns:o="urn:schemas-microsoft-com:office:office" xmlns:oel="http://schemas.microsoft.com/office/2019/extlst" xmlns:r="http://schemas.openxmlformats.org/officeDocument/2006/relationships" xmlns:m="http://schemas.openxmlformats.org/officeDocument/2006/math" xmlns:v="urn:schemas-microsoft-com:vml" xmlns:wp14="http://schemas.microsoft.com/office/word/2010/wordprocessingDrawing" xmlns:wp="http://schemas.openxmlformats.org/drawingml/2006/wordprocessingDrawing" xmlns:w10="urn:schemas-microsoft-com:office:word" xmlns:w="http://schemas.openxmlformats.org/wordprocessingml/2006/main" xmlns:w14="http://schemas.microsoft.com/office/word/2010/wordml" xmlns:w15="http://schemas.microsoft.com/office/word/2012/wordml" xmlns:w16cex="http://schemas.microsoft.com/office/word/2018/wordml/cex" xmlns:w16cid="http://schemas.microsoft.com/office/word/2016/wordml/cid" xmlns:w16="http://schemas.microsoft.com/office/word/2018/wordml" xmlns:w16du="http://schemas.microsoft.com/office/word/2023/wordml/word16du" xmlns:w16sdtdh="http://schemas.microsoft.com/office/word/2020/wordml/sdtdatahash" xmlns:w16sdtfl="http://schemas.microsoft.com/office/word/2024/wordml/sdtformatlock" xmlns:w16se="http://schemas.microsoft.com/office/word/2015/wordml/symex" xmlns:wpg="http://schemas.microsoft.com/office/word/2010/wordprocessingGroup" xmlns:wpi="http://schemas.microsoft.com/office/word/2010/wordprocessingInk" xmlns:wne="http://schemas.microsoft.com/office/word/2006/wordml" xmlns:wps="http://schemas.microsoft.com/office/word/2010/wordprocessingShape" mc:Ignorable="w14 w15 w16se w16cid w16 w16cex w16sdtdh w16sdtfl w16du wp14">
   <w:footnote w:type="separator" w:id="-1">
     <w:p>
       <w:r>
@@ -698,7 +846,7 @@
 </file>
 
 <file path=word/numbering.xml><?xml version="1.0" encoding="utf-8"?>
-<w:numbering xmlns:wpc="http://schemas.microsoft.com/office/word/2010/wordprocessingCanvas" xmlns:cx="http://schemas.microsoft.com/office/drawing/2014/chartex" xmlns:cx1="http://schemas.microsoft.com/office/drawing/2015/9/8/chartex" xmlns:mc="http://schemas.openxmlformats.org/markup-compatibility/2006" xmlns:o="urn:schemas-microsoft-com:office:office" xmlns:r="http://schemas.openxmlformats.org/officeDocument/2006/relationships" xmlns:m="http://schemas.openxmlformats.org/officeDocument/2006/math" xmlns:v="urn:schemas-microsoft-com:vml" xmlns:wp14="http://schemas.microsoft.com/office/word/2010/wordprocessingDrawing" xmlns:wp="http://schemas.openxmlformats.org/drawingml/2006/wordprocessingDrawing" xmlns:w10="urn:schemas-microsoft-com:office:word" xmlns:w="http://schemas.openxmlformats.org/wordprocessingml/2006/main" xmlns:w14="http://schemas.microsoft.com/office/word/2010/wordml" xmlns:w15="http://schemas.microsoft.com/office/word/2012/wordml" xmlns:w16se="http://schemas.microsoft.com/office/word/2015/wordml/symex" xmlns:wpg="http://schemas.microsoft.com/office/word/2010/wordprocessingGroup" xmlns:wpi="http://schemas.microsoft.com/office/word/2010/wordprocessingInk" xmlns:wne="http://schemas.microsoft.com/office/word/2006/wordml" xmlns:wps="http://schemas.microsoft.com/office/word/2010/wordprocessingShape" mc:Ignorable="w14 w15 w16se wp14">
+<w:numbering xmlns:wpc="http://schemas.microsoft.com/office/word/2010/wordprocessingCanvas" xmlns:cx="http://schemas.microsoft.com/office/drawing/2014/chartex" xmlns:cx1="http://schemas.microsoft.com/office/drawing/2015/9/8/chartex" xmlns:cx2="http://schemas.microsoft.com/office/drawing/2015/10/21/chartex" xmlns:cx3="http://schemas.microsoft.com/office/drawing/2016/5/9/chartex" xmlns:cx4="http://schemas.microsoft.com/office/drawing/2016/5/10/chartex" xmlns:cx5="http://schemas.microsoft.com/office/drawing/2016/5/11/chartex" xmlns:cx6="http://schemas.microsoft.com/office/drawing/2016/5/12/chartex" xmlns:cx7="http://schemas.microsoft.com/office/drawing/2016/5/13/chartex" xmlns:cx8="http://schemas.microsoft.com/office/drawing/2016/5/14/chartex" xmlns:mc="http://schemas.openxmlformats.org/markup-compatibility/2006" xmlns:aink="http://schemas.microsoft.com/office/drawing/2016/ink" xmlns:am3d="http://schemas.microsoft.com/office/drawing/2017/model3d" xmlns:o="urn:schemas-microsoft-com:office:office" xmlns:oel="http://schemas.microsoft.com/office/2019/extlst" xmlns:r="http://schemas.openxmlformats.org/officeDocument/2006/relationships" xmlns:m="http://schemas.openxmlformats.org/officeDocument/2006/math" xmlns:v="urn:schemas-microsoft-com:vml" xmlns:wp14="http://schemas.microsoft.com/office/word/2010/wordprocessingDrawing" xmlns:wp="http://schemas.openxmlformats.org/drawingml/2006/wordprocessingDrawing" xmlns:w10="urn:schemas-microsoft-com:office:word" xmlns:w="http://schemas.openxmlformats.org/wordprocessingml/2006/main" xmlns:w14="http://schemas.microsoft.com/office/word/2010/wordml" xmlns:w15="http://schemas.microsoft.com/office/word/2012/wordml" xmlns:w16cex="http://schemas.microsoft.com/office/word/2018/wordml/cex" xmlns:w16cid="http://schemas.microsoft.com/office/word/2016/wordml/cid" xmlns:w16="http://schemas.microsoft.com/office/word/2018/wordml" xmlns:w16du="http://schemas.microsoft.com/office/word/2023/wordml/word16du" xmlns:w16sdtdh="http://schemas.microsoft.com/office/word/2020/wordml/sdtdatahash" xmlns:w16sdtfl="http://schemas.microsoft.com/office/word/2024/wordml/sdtformatlock" xmlns:w16se="http://schemas.microsoft.com/office/word/2015/wordml/symex" xmlns:wpg="http://schemas.microsoft.com/office/word/2010/wordprocessingGroup" xmlns:wpi="http://schemas.microsoft.com/office/word/2010/wordprocessingInk" xmlns:wne="http://schemas.microsoft.com/office/word/2006/wordml" xmlns:wps="http://schemas.microsoft.com/office/word/2010/wordprocessingShape" mc:Ignorable="w14 w15 w16se w16cid w16 w16cex w16sdtdh w16sdtfl w16du wp14">
   <w:abstractNum w:abstractNumId="0" w15:restartNumberingAfterBreak="0">
     <w:nsid w:val="02B175F6"/>
     <w:multiLevelType w:val="hybridMultilevel"/>
@@ -2744,56 +2892,56 @@
       </w:rPr>
     </w:lvl>
   </w:abstractNum>
-  <w:num w:numId="1">
+  <w:num w:numId="1" w16cid:durableId="871461780">
     <w:abstractNumId w:val="12"/>
   </w:num>
-  <w:num w:numId="2">
+  <w:num w:numId="2" w16cid:durableId="692610946">
     <w:abstractNumId w:val="10"/>
   </w:num>
-  <w:num w:numId="3">
+  <w:num w:numId="3" w16cid:durableId="176891843">
     <w:abstractNumId w:val="3"/>
   </w:num>
-  <w:num w:numId="4">
+  <w:num w:numId="4" w16cid:durableId="653098957">
     <w:abstractNumId w:val="0"/>
   </w:num>
-  <w:num w:numId="5">
+  <w:num w:numId="5" w16cid:durableId="955067468">
     <w:abstractNumId w:val="9"/>
   </w:num>
-  <w:num w:numId="6">
+  <w:num w:numId="6" w16cid:durableId="84033526">
     <w:abstractNumId w:val="8"/>
   </w:num>
-  <w:num w:numId="7">
+  <w:num w:numId="7" w16cid:durableId="1086420800">
     <w:abstractNumId w:val="6"/>
   </w:num>
-  <w:num w:numId="8">
+  <w:num w:numId="8" w16cid:durableId="807478726">
     <w:abstractNumId w:val="7"/>
   </w:num>
-  <w:num w:numId="9">
+  <w:num w:numId="9" w16cid:durableId="2129008018">
     <w:abstractNumId w:val="13"/>
   </w:num>
-  <w:num w:numId="10">
+  <w:num w:numId="10" w16cid:durableId="213977984">
     <w:abstractNumId w:val="14"/>
   </w:num>
-  <w:num w:numId="11">
+  <w:num w:numId="11" w16cid:durableId="2067101192">
     <w:abstractNumId w:val="5"/>
   </w:num>
-  <w:num w:numId="12">
+  <w:num w:numId="12" w16cid:durableId="1047754104">
     <w:abstractNumId w:val="1"/>
   </w:num>
-  <w:num w:numId="13">
+  <w:num w:numId="13" w16cid:durableId="1031222899">
     <w:abstractNumId w:val="11"/>
   </w:num>
-  <w:num w:numId="14">
+  <w:num w:numId="14" w16cid:durableId="1658725051">
     <w:abstractNumId w:val="4"/>
   </w:num>
-  <w:num w:numId="15">
+  <w:num w:numId="15" w16cid:durableId="2099907513">
     <w:abstractNumId w:val="2"/>
   </w:num>
 </w:numbering>
 </file>
 
 <file path=word/styles.xml><?xml version="1.0" encoding="utf-8"?>
-<w:styles xmlns:mc="http://schemas.openxmlformats.org/markup-compatibility/2006" xmlns:r="http://schemas.openxmlformats.org/officeDocument/2006/relationships" xmlns:w="http://schemas.openxmlformats.org/wordprocessingml/2006/main" xmlns:w14="http://schemas.microsoft.com/office/word/2010/wordml" xmlns:w15="http://schemas.microsoft.com/office/word/2012/wordml" xmlns:w16se="http://schemas.microsoft.com/office/word/2015/wordml/symex" mc:Ignorable="w14 w15 w16se">
+<w:styles xmlns:mc="http://schemas.openxmlformats.org/markup-compatibility/2006" xmlns:r="http://schemas.openxmlformats.org/officeDocument/2006/relationships" xmlns:w="http://schemas.openxmlformats.org/wordprocessingml/2006/main" xmlns:w14="http://schemas.microsoft.com/office/word/2010/wordml" xmlns:w15="http://schemas.microsoft.com/office/word/2012/wordml" xmlns:w16cex="http://schemas.microsoft.com/office/word/2018/wordml/cex" xmlns:w16cid="http://schemas.microsoft.com/office/word/2016/wordml/cid" xmlns:w16="http://schemas.microsoft.com/office/word/2018/wordml" xmlns:w16du="http://schemas.microsoft.com/office/word/2023/wordml/word16du" xmlns:w16sdtdh="http://schemas.microsoft.com/office/word/2020/wordml/sdtdatahash" xmlns:w16sdtfl="http://schemas.microsoft.com/office/word/2024/wordml/sdtformatlock" xmlns:w16se="http://schemas.microsoft.com/office/word/2015/wordml/symex" mc:Ignorable="w14 w15 w16se w16cid w16 w16cex w16sdtdh w16sdtfl w16du">
   <w:docDefaults>
     <w:rPrDefault>
       <w:rPr>
@@ -2803,7 +2951,7 @@
     </w:rPrDefault>
     <w:pPrDefault/>
   </w:docDefaults>
-  <w:latentStyles w:defLockedState="0" w:defUIPriority="0" w:defSemiHidden="0" w:defUnhideWhenUsed="0" w:defQFormat="0" w:count="371">
+  <w:latentStyles w:defLockedState="0" w:defUIPriority="0" w:defSemiHidden="0" w:defUnhideWhenUsed="0" w:defQFormat="0" w:count="376">
     <w:lsdException w:name="Normal" w:qFormat="1"/>
     <w:lsdException w:name="heading 1" w:qFormat="1"/>
     <w:lsdException w:name="heading 2" w:semiHidden="1" w:unhideWhenUsed="1" w:qFormat="1"/>
@@ -3168,6 +3316,11 @@
     <w:lsdException w:name="List Table 5 Dark Accent 6" w:uiPriority="50"/>
     <w:lsdException w:name="List Table 6 Colorful Accent 6" w:uiPriority="51"/>
     <w:lsdException w:name="List Table 7 Colorful Accent 6" w:uiPriority="52"/>
+    <w:lsdException w:name="Mention" w:semiHidden="1" w:uiPriority="99" w:unhideWhenUsed="1"/>
+    <w:lsdException w:name="Smart Hyperlink" w:semiHidden="1" w:uiPriority="99" w:unhideWhenUsed="1"/>
+    <w:lsdException w:name="Hashtag" w:semiHidden="1" w:uiPriority="99" w:unhideWhenUsed="1"/>
+    <w:lsdException w:name="Unresolved Mention" w:semiHidden="1" w:uiPriority="99" w:unhideWhenUsed="1"/>
+    <w:lsdException w:name="Smart Link" w:semiHidden="1" w:uiPriority="99" w:unhideWhenUsed="1"/>
   </w:latentStyles>
   <w:style w:type="paragraph" w:default="1" w:styleId="a">
     <w:name w:val="Normal"/>

--- a/Employ/正社員登用申請書_所信表明.docx
+++ b/Employ/正社員登用申請書_所信表明.docx
@@ -337,6 +337,220 @@
           <w:rFonts w:ascii="ＭＳ Ｐ明朝" w:eastAsia="ＭＳ Ｐ明朝" w:hAnsi="ＭＳ Ｐ明朝"/>
           <w:szCs w:val="21"/>
         </w:rPr>
+        <w:t>また、もともと「制作を支える仕組みを作る仕事」に興味があり、単純な実装対応だけではなく、現場全体の作業効率や制</w:t>
+      </w:r>
+    </w:p>
+    <w:p>
+      <w:pPr>
+        <w:pBdr>
+          <w:bottom w:val="dashSmallGap" w:sz="4" w:space="1" w:color="auto"/>
+          <w:between w:val="dashSmallGap" w:sz="4" w:space="1" w:color="auto"/>
+        </w:pBdr>
+        <w:spacing w:before="50"/>
+        <w:rPr>
+          <w:rFonts w:ascii="ＭＳ Ｐ明朝" w:eastAsia="ＭＳ Ｐ明朝" w:hAnsi="ＭＳ Ｐ明朝"/>
+          <w:szCs w:val="21"/>
+        </w:rPr>
+      </w:pPr>
+      <w:r>
+        <w:rPr>
+          <w:rFonts w:ascii="ＭＳ Ｐ明朝" w:eastAsia="ＭＳ Ｐ明朝" w:hAnsi="ＭＳ Ｐ明朝"/>
+          <w:szCs w:val="21"/>
+        </w:rPr>
+        <w:t>作体験を改善できるような役割に携わりたいと考えていたことから、テクニカルアーティストという職種に強く惹かれるように</w:t>
+      </w:r>
+    </w:p>
+    <w:p>
+      <w:pPr>
+        <w:pBdr>
+          <w:bottom w:val="dashSmallGap" w:sz="4" w:space="1" w:color="auto"/>
+          <w:between w:val="dashSmallGap" w:sz="4" w:space="1" w:color="auto"/>
+        </w:pBdr>
+        <w:spacing w:before="50"/>
+        <w:rPr>
+          <w:rFonts w:ascii="ＭＳ Ｐ明朝" w:eastAsia="ＭＳ Ｐ明朝" w:hAnsi="ＭＳ Ｐ明朝"/>
+          <w:szCs w:val="21"/>
+        </w:rPr>
+      </w:pPr>
+      <w:r>
+        <w:rPr>
+          <w:rFonts w:ascii="ＭＳ Ｐ明朝" w:eastAsia="ＭＳ Ｐ明朝" w:hAnsi="ＭＳ Ｐ明朝"/>
+          <w:szCs w:val="21"/>
+        </w:rPr>
+        <w:t>なりました。特に、アーティストとエンジニアの両方の視点を持ちながら、制作現場の課題解決に関われる点に魅力を感じ</w:t>
+      </w:r>
+    </w:p>
+    <w:p>
+      <w:pPr>
+        <w:pBdr>
+          <w:bottom w:val="dashSmallGap" w:sz="4" w:space="1" w:color="auto"/>
+          <w:between w:val="dashSmallGap" w:sz="4" w:space="1" w:color="auto"/>
+        </w:pBdr>
+        <w:spacing w:before="50"/>
+        <w:rPr>
+          <w:rFonts w:ascii="ＭＳ Ｐ明朝" w:eastAsia="ＭＳ Ｐ明朝" w:hAnsi="ＭＳ Ｐ明朝" w:hint="eastAsia"/>
+          <w:szCs w:val="21"/>
+        </w:rPr>
+      </w:pPr>
+      <w:r>
+        <w:rPr>
+          <w:rFonts w:ascii="ＭＳ Ｐ明朝" w:eastAsia="ＭＳ Ｐ明朝" w:hAnsi="ＭＳ Ｐ明朝"/>
+          <w:szCs w:val="21"/>
+        </w:rPr>
+        <w:t>ています。</w:t>
+      </w:r>
+    </w:p>
+    <w:p>
+      <w:pPr>
+        <w:pBdr>
+          <w:bottom w:val="dashSmallGap" w:sz="4" w:space="1" w:color="auto"/>
+          <w:between w:val="dashSmallGap" w:sz="4" w:space="1" w:color="auto"/>
+        </w:pBdr>
+        <w:spacing w:before="50"/>
+        <w:rPr>
+          <w:rFonts w:ascii="ＭＳ Ｐ明朝" w:eastAsia="ＭＳ Ｐ明朝" w:hAnsi="ＭＳ Ｐ明朝"/>
+          <w:szCs w:val="21"/>
+        </w:rPr>
+      </w:pPr>
+    </w:p>
+    <w:p>
+      <w:pPr>
+        <w:pBdr>
+          <w:bottom w:val="dashSmallGap" w:sz="4" w:space="1" w:color="auto"/>
+          <w:between w:val="dashSmallGap" w:sz="4" w:space="1" w:color="auto"/>
+        </w:pBdr>
+        <w:spacing w:before="50"/>
+        <w:ind w:firstLineChars="100" w:firstLine="193"/>
+        <w:rPr>
+          <w:rFonts w:ascii="ＭＳ Ｐ明朝" w:eastAsia="ＭＳ Ｐ明朝" w:hAnsi="ＭＳ Ｐ明朝"/>
+          <w:szCs w:val="21"/>
+        </w:rPr>
+      </w:pPr>
+      <w:r>
+        <w:rPr>
+          <w:rFonts w:ascii="ＭＳ Ｐ明朝" w:eastAsia="ＭＳ Ｐ明朝" w:hAnsi="ＭＳ Ｐ明朝"/>
+          <w:szCs w:val="21"/>
+        </w:rPr>
+        <w:t>その中でもHoudiniは、手作業を仕組み化・再利用可能な形へ落とし込める点に大きな魅力を感じています。単に作業</w:t>
+      </w:r>
+    </w:p>
+    <w:p>
+      <w:pPr>
+        <w:pBdr>
+          <w:bottom w:val="dashSmallGap" w:sz="4" w:space="1" w:color="auto"/>
+          <w:between w:val="dashSmallGap" w:sz="4" w:space="1" w:color="auto"/>
+        </w:pBdr>
+        <w:spacing w:before="50"/>
+        <w:rPr>
+          <w:rFonts w:ascii="ＭＳ Ｐ明朝" w:eastAsia="ＭＳ Ｐ明朝" w:hAnsi="ＭＳ Ｐ明朝"/>
+          <w:szCs w:val="21"/>
+        </w:rPr>
+      </w:pPr>
+      <w:r>
+        <w:rPr>
+          <w:rFonts w:ascii="ＭＳ Ｐ明朝" w:eastAsia="ＭＳ Ｐ明朝" w:hAnsi="ＭＳ Ｐ明朝"/>
+          <w:szCs w:val="21"/>
+        </w:rPr>
+        <w:t>を自動化するだけではなく、ノードベースで処理を整理しながら、柔軟にワークフローを構築できる点が非常に面白く、実</w:t>
+      </w:r>
+    </w:p>
+    <w:p>
+      <w:pPr>
+        <w:pBdr>
+          <w:bottom w:val="dashSmallGap" w:sz="4" w:space="1" w:color="auto"/>
+          <w:between w:val="dashSmallGap" w:sz="4" w:space="1" w:color="auto"/>
+        </w:pBdr>
+        <w:spacing w:before="50"/>
+        <w:rPr>
+          <w:rFonts w:ascii="ＭＳ Ｐ明朝" w:eastAsia="ＭＳ Ｐ明朝" w:hAnsi="ＭＳ Ｐ明朝"/>
+          <w:szCs w:val="21"/>
+        </w:rPr>
+      </w:pPr>
+      <w:r>
+        <w:rPr>
+          <w:rFonts w:ascii="ＭＳ Ｐ明朝" w:eastAsia="ＭＳ Ｐ明朝" w:hAnsi="ＭＳ Ｐ明朝"/>
+          <w:szCs w:val="21"/>
+        </w:rPr>
+        <w:t>際に触れる中で「制作フローそのものを設計する」という考え方に強く興味を持つようになりました。また、プロシージャルな</w:t>
+      </w:r>
+    </w:p>
+    <w:p>
+      <w:pPr>
+        <w:pBdr>
+          <w:bottom w:val="dashSmallGap" w:sz="4" w:space="1" w:color="auto"/>
+          <w:between w:val="dashSmallGap" w:sz="4" w:space="1" w:color="auto"/>
+        </w:pBdr>
+        <w:spacing w:before="50"/>
+        <w:rPr>
+          <w:rFonts w:ascii="ＭＳ Ｐ明朝" w:eastAsia="ＭＳ Ｐ明朝" w:hAnsi="ＭＳ Ｐ明朝"/>
+          <w:szCs w:val="21"/>
+        </w:rPr>
+      </w:pPr>
+      <w:r>
+        <w:rPr>
+          <w:rFonts w:ascii="ＭＳ Ｐ明朝" w:eastAsia="ＭＳ Ｐ明朝" w:hAnsi="ＭＳ Ｐ明朝"/>
+          <w:szCs w:val="21"/>
+        </w:rPr>
+        <w:t>考え方によって、属人的になりやすい作業を共有可能な形へ変換できる点にも魅力を感じており、現場全体の効率化や</w:t>
+      </w:r>
+    </w:p>
+    <w:p>
+      <w:pPr>
+        <w:pBdr>
+          <w:bottom w:val="dashSmallGap" w:sz="4" w:space="1" w:color="auto"/>
+          <w:between w:val="dashSmallGap" w:sz="4" w:space="1" w:color="auto"/>
+        </w:pBdr>
+        <w:spacing w:before="50"/>
+        <w:rPr>
+          <w:rFonts w:ascii="ＭＳ Ｐ明朝" w:eastAsia="ＭＳ Ｐ明朝" w:hAnsi="ＭＳ Ｐ明朝" w:hint="eastAsia"/>
+          <w:szCs w:val="21"/>
+        </w:rPr>
+      </w:pPr>
+      <w:r>
+        <w:rPr>
+          <w:rFonts w:ascii="ＭＳ Ｐ明朝" w:eastAsia="ＭＳ Ｐ明朝" w:hAnsi="ＭＳ Ｐ明朝"/>
+          <w:szCs w:val="21"/>
+        </w:rPr>
+        <w:t>品質向上に繋げられる可能性を感じています。</w:t>
+      </w:r>
+    </w:p>
+    <w:p>
+      <w:pPr>
+        <w:pBdr>
+          <w:bottom w:val="dashSmallGap" w:sz="4" w:space="1" w:color="auto"/>
+          <w:between w:val="dashSmallGap" w:sz="4" w:space="1" w:color="auto"/>
+        </w:pBdr>
+        <w:spacing w:before="50"/>
+        <w:rPr>
+          <w:rFonts w:ascii="ＭＳ Ｐ明朝" w:eastAsia="ＭＳ Ｐ明朝" w:hAnsi="ＭＳ Ｐ明朝" w:hint="eastAsia"/>
+          <w:szCs w:val="21"/>
+        </w:rPr>
+      </w:pPr>
+    </w:p>
+    <w:p>
+      <w:pPr>
+        <w:pBdr>
+          <w:bottom w:val="dashSmallGap" w:sz="4" w:space="1" w:color="auto"/>
+          <w:between w:val="dashSmallGap" w:sz="4" w:space="1" w:color="auto"/>
+        </w:pBdr>
+        <w:spacing w:before="50"/>
+        <w:rPr>
+          <w:rFonts w:ascii="ＭＳ Ｐ明朝" w:eastAsia="ＭＳ Ｐ明朝" w:hAnsi="ＭＳ Ｐ明朝"/>
+          <w:szCs w:val="21"/>
+        </w:rPr>
+      </w:pPr>
+      <w:r>
+        <w:rPr>
+          <w:rFonts w:ascii="ＭＳ Ｐ明朝" w:eastAsia="ＭＳ Ｐ明朝" w:hAnsi="ＭＳ Ｐ明朝" w:hint="eastAsia"/>
+          <w:szCs w:val="21"/>
+        </w:rPr>
+        <w:t xml:space="preserve">　</w:t>
+      </w:r>
+      <w:r>
+        <w:rPr>
+          <w:rFonts w:ascii="ＭＳ Ｐ明朝" w:eastAsia="ＭＳ Ｐ明朝" w:hAnsi="ＭＳ Ｐ明朝"/>
+          <w:szCs w:val="21"/>
+        </w:rPr>
         <w:t>その後、テクニカルアーティストとしてR&amp;Dやツール開発に携わる中で、少しずつパイプラインや制作フロー全体を見る</w:t>
       </w:r>
     </w:p>
@@ -368,16 +582,56 @@
         </w:pBdr>
         <w:spacing w:before="50"/>
         <w:rPr>
+          <w:rFonts w:ascii="ＭＳ Ｐ明朝" w:eastAsia="ＭＳ Ｐ明朝" w:hAnsi="ＭＳ Ｐ明朝"/>
+          <w:szCs w:val="21"/>
+        </w:rPr>
+      </w:pPr>
+      <w:r>
+        <w:rPr>
+          <w:rFonts w:ascii="ＭＳ Ｐ明朝" w:eastAsia="ＭＳ Ｐ明朝" w:hAnsi="ＭＳ Ｐ明朝"/>
+          <w:szCs w:val="21"/>
+        </w:rPr>
+        <w:t>活かしながら、現場の課題を整理し、少しでも効率化や負担軽減につながる仕組みを作れるようになりたいと考えています。</w:t>
+      </w:r>
+    </w:p>
+    <w:p>
+      <w:pPr>
+        <w:pBdr>
+          <w:bottom w:val="dashSmallGap" w:sz="4" w:space="1" w:color="auto"/>
+          <w:between w:val="dashSmallGap" w:sz="4" w:space="1" w:color="auto"/>
+        </w:pBdr>
+        <w:spacing w:before="50"/>
+        <w:rPr>
+          <w:rFonts w:ascii="ＭＳ Ｐ明朝" w:eastAsia="ＭＳ Ｐ明朝" w:hAnsi="ＭＳ Ｐ明朝"/>
+          <w:szCs w:val="21"/>
+        </w:rPr>
+      </w:pPr>
+    </w:p>
+    <w:p>
+      <w:pPr>
+        <w:pBdr>
+          <w:bottom w:val="dashSmallGap" w:sz="4" w:space="1" w:color="auto"/>
+          <w:between w:val="dashSmallGap" w:sz="4" w:space="1" w:color="auto"/>
+        </w:pBdr>
+        <w:spacing w:before="50"/>
+        <w:rPr>
+          <w:rFonts w:ascii="ＭＳ Ｐ明朝" w:eastAsia="ＭＳ Ｐ明朝" w:hAnsi="ＭＳ Ｐ明朝"/>
+          <w:szCs w:val="21"/>
+        </w:rPr>
+      </w:pPr>
+      <w:r>
+        <w:rPr>
           <w:rFonts w:ascii="ＭＳ Ｐ明朝" w:eastAsia="ＭＳ Ｐ明朝" w:hAnsi="ＭＳ Ｐ明朝" w:hint="eastAsia"/>
           <w:szCs w:val="21"/>
         </w:rPr>
-      </w:pPr>
-      <w:r>
-        <w:rPr>
-          <w:rFonts w:ascii="ＭＳ Ｐ明朝" w:eastAsia="ＭＳ Ｐ明朝" w:hAnsi="ＭＳ Ｐ明朝"/>
-          <w:szCs w:val="21"/>
-        </w:rPr>
-        <w:t>活かしながら、現場の課題を整理し、少しでも効率化や負担軽減につながる仕組みを作れるようになりたいと考えています。</w:t>
+        <w:t xml:space="preserve">　</w:t>
+      </w:r>
+      <w:r>
+        <w:rPr>
+          <w:rFonts w:ascii="ＭＳ Ｐ明朝" w:eastAsia="ＭＳ Ｐ明朝" w:hAnsi="ＭＳ Ｐ明朝"/>
+          <w:szCs w:val="21"/>
+        </w:rPr>
+        <w:t>現在は、HoudiniやUSDなどの技術にも興味を持ち、パイプライン設計やツール開発について学びながら、開発現場で</w:t>
       </w:r>
     </w:p>
     <w:p>
@@ -392,6 +646,13 @@
           <w:szCs w:val="21"/>
         </w:rPr>
       </w:pPr>
+      <w:r>
+        <w:rPr>
+          <w:rFonts w:ascii="ＭＳ Ｐ明朝" w:eastAsia="ＭＳ Ｐ明朝" w:hAnsi="ＭＳ Ｐ明朝"/>
+          <w:szCs w:val="21"/>
+        </w:rPr>
+        <w:t>どのように活用できるかを業務を通じて検証しています。単にツールを作るだけではなく、「なぜこの課題が起きているの</w:t>
+      </w:r>
     </w:p>
     <w:p>
       <w:pPr>
@@ -407,6 +668,59 @@
       </w:pPr>
       <w:r>
         <w:rPr>
+          <w:rFonts w:ascii="ＭＳ Ｐ明朝" w:eastAsia="ＭＳ Ｐ明朝" w:hAnsi="ＭＳ Ｐ明朝"/>
+          <w:szCs w:val="21"/>
+        </w:rPr>
+        <w:t>か」を考え、制作フロー全体を理解した上で改善提案ができるようになりたいと思っています。また、自分の中だけで完結さ</w:t>
+      </w:r>
+    </w:p>
+    <w:p>
+      <w:pPr>
+        <w:pBdr>
+          <w:bottom w:val="dashSmallGap" w:sz="4" w:space="1" w:color="auto"/>
+          <w:between w:val="dashSmallGap" w:sz="4" w:space="1" w:color="auto"/>
+        </w:pBdr>
+        <w:spacing w:before="50"/>
+        <w:rPr>
+          <w:rFonts w:ascii="ＭＳ Ｐ明朝" w:eastAsia="ＭＳ Ｐ明朝" w:hAnsi="ＭＳ Ｐ明朝"/>
+          <w:szCs w:val="21"/>
+        </w:rPr>
+      </w:pPr>
+      <w:r>
+        <w:rPr>
+          <w:rFonts w:ascii="ＭＳ Ｐ明朝" w:eastAsia="ＭＳ Ｐ明朝" w:hAnsi="ＭＳ Ｐ明朝"/>
+          <w:szCs w:val="21"/>
+        </w:rPr>
+        <w:t>せるのではなく、ドキュメント化や共有を通して、チームとして活用できる形にしていくことも今後の課題だと感じています。</w:t>
+      </w:r>
+    </w:p>
+    <w:p>
+      <w:pPr>
+        <w:pBdr>
+          <w:bottom w:val="dashSmallGap" w:sz="4" w:space="1" w:color="auto"/>
+          <w:between w:val="dashSmallGap" w:sz="4" w:space="1" w:color="auto"/>
+        </w:pBdr>
+        <w:spacing w:before="50"/>
+        <w:rPr>
+          <w:rFonts w:ascii="ＭＳ Ｐ明朝" w:eastAsia="ＭＳ Ｐ明朝" w:hAnsi="ＭＳ Ｐ明朝"/>
+          <w:szCs w:val="21"/>
+        </w:rPr>
+      </w:pPr>
+    </w:p>
+    <w:p>
+      <w:pPr>
+        <w:pBdr>
+          <w:bottom w:val="dashSmallGap" w:sz="4" w:space="1" w:color="auto"/>
+          <w:between w:val="dashSmallGap" w:sz="4" w:space="1" w:color="auto"/>
+        </w:pBdr>
+        <w:spacing w:before="50"/>
+        <w:rPr>
+          <w:rFonts w:ascii="ＭＳ Ｐ明朝" w:eastAsia="ＭＳ Ｐ明朝" w:hAnsi="ＭＳ Ｐ明朝"/>
+          <w:szCs w:val="21"/>
+        </w:rPr>
+      </w:pPr>
+      <w:r>
+        <w:rPr>
           <w:rFonts w:ascii="ＭＳ Ｐ明朝" w:eastAsia="ＭＳ Ｐ明朝" w:hAnsi="ＭＳ Ｐ明朝" w:hint="eastAsia"/>
           <w:szCs w:val="21"/>
         </w:rPr>
@@ -417,7 +731,7 @@
           <w:rFonts w:ascii="ＭＳ Ｐ明朝" w:eastAsia="ＭＳ Ｐ明朝" w:hAnsi="ＭＳ Ｐ明朝"/>
           <w:szCs w:val="21"/>
         </w:rPr>
-        <w:t>現在は、HoudiniやUSDなどの技術にも興味を持ち、パイプライン設計やツール開発について学びながら、開発現場で</w:t>
+        <w:t>以上を踏まえて、パイプライン開発やツール整備を通して、開発現場の効率化や品質向上に貢献していきたいと考えて</w:t>
       </w:r>
     </w:p>
     <w:p>
@@ -437,7 +751,7 @@
           <w:rFonts w:ascii="ＭＳ Ｐ明朝" w:eastAsia="ＭＳ Ｐ明朝" w:hAnsi="ＭＳ Ｐ明朝"/>
           <w:szCs w:val="21"/>
         </w:rPr>
-        <w:t>どのように活用できるかを業務を通じて検証しています。単にツールを作るだけではなく、「なぜこの課題が起きているの</w:t>
+        <w:t>います。目の前の業務を対応するだけでなく、再利用できる仕組みやナレッジとして残していくことで、チーム全体の生産</w:t>
       </w:r>
     </w:p>
     <w:p>
@@ -457,7 +771,7 @@
           <w:rFonts w:ascii="ＭＳ Ｐ明朝" w:eastAsia="ＭＳ Ｐ明朝" w:hAnsi="ＭＳ Ｐ明朝"/>
           <w:szCs w:val="21"/>
         </w:rPr>
-        <w:t>か」を考え、制作フロー全体を理解した上で改善提案ができるようになりたいと思っています。また、自分の中だけで完結さ</w:t>
+        <w:t>性向上にも繋げていきたいです。また、制作側と技術側の間に立ち、双方の課題を理解しながら橋渡しができる存在にな</w:t>
       </w:r>
     </w:p>
     <w:p>
@@ -477,7 +791,7 @@
           <w:rFonts w:ascii="ＭＳ Ｐ明朝" w:eastAsia="ＭＳ Ｐ明朝" w:hAnsi="ＭＳ Ｐ明朝"/>
           <w:szCs w:val="21"/>
         </w:rPr>
-        <w:t>せるのではなく、ドキュメント化や共有を通して、チームとして活用できる形にしていくことも今後の課題だと感じています。</w:t>
+        <w:t>ることも、自分が貢献できる部分だと考えています。</w:t>
       </w:r>
     </w:p>
     <w:p>
@@ -517,7 +831,7 @@
           <w:rFonts w:ascii="ＭＳ Ｐ明朝" w:eastAsia="ＭＳ Ｐ明朝" w:hAnsi="ＭＳ Ｐ明朝"/>
           <w:szCs w:val="21"/>
         </w:rPr>
-        <w:t>以上を踏まえて、パイプライン開発やツール整備を通して、開発現場の効率化や品質向上に貢献していきたいと考えて</w:t>
+        <w:t>そのために今後は、HoudiniやUSDなどの技術理解をさらに深めるだけでなく、パイプライン設計やワークフロー改善に</w:t>
       </w:r>
     </w:p>
     <w:p>
@@ -537,7 +851,7 @@
           <w:rFonts w:ascii="ＭＳ Ｐ明朝" w:eastAsia="ＭＳ Ｐ明朝" w:hAnsi="ＭＳ Ｐ明朝"/>
           <w:szCs w:val="21"/>
         </w:rPr>
-        <w:t>います。目の前の業務を対応するだけでなく、再利用できる仕組みやナレッジとして残していくことで、チーム全体の生産</w:t>
+        <w:t>ついても継続的に学んでいきたいです。また、実装力だけではなく、課題整理や提案力、コミュニケーション面についても</w:t>
       </w:r>
     </w:p>
     <w:p>
@@ -557,106 +871,7 @@
           <w:rFonts w:ascii="ＭＳ Ｐ明朝" w:eastAsia="ＭＳ Ｐ明朝" w:hAnsi="ＭＳ Ｐ明朝"/>
           <w:szCs w:val="21"/>
         </w:rPr>
-        <w:t>性向上にも繋げていきたいです。また、制作側と技術側の間に立ち、双方の課題を理解しながら橋渡しができる存在にな</w:t>
-      </w:r>
-    </w:p>
-    <w:p>
-      <w:pPr>
-        <w:pBdr>
-          <w:bottom w:val="dashSmallGap" w:sz="4" w:space="1" w:color="auto"/>
-          <w:between w:val="dashSmallGap" w:sz="4" w:space="1" w:color="auto"/>
-        </w:pBdr>
-        <w:spacing w:before="50"/>
-        <w:rPr>
-          <w:rFonts w:ascii="ＭＳ Ｐ明朝" w:eastAsia="ＭＳ Ｐ明朝" w:hAnsi="ＭＳ Ｐ明朝"/>
-          <w:szCs w:val="21"/>
-        </w:rPr>
-      </w:pPr>
-      <w:r>
-        <w:rPr>
-          <w:rFonts w:ascii="ＭＳ Ｐ明朝" w:eastAsia="ＭＳ Ｐ明朝" w:hAnsi="ＭＳ Ｐ明朝"/>
-          <w:szCs w:val="21"/>
-        </w:rPr>
-        <w:t>ることも、自分が貢献できる部分だと考えています。</w:t>
-      </w:r>
-    </w:p>
-    <w:p>
-      <w:pPr>
-        <w:pBdr>
-          <w:bottom w:val="dashSmallGap" w:sz="4" w:space="1" w:color="auto"/>
-          <w:between w:val="dashSmallGap" w:sz="4" w:space="1" w:color="auto"/>
-        </w:pBdr>
-        <w:spacing w:before="50"/>
-        <w:rPr>
-          <w:rFonts w:ascii="ＭＳ Ｐ明朝" w:eastAsia="ＭＳ Ｐ明朝" w:hAnsi="ＭＳ Ｐ明朝"/>
-          <w:szCs w:val="21"/>
-        </w:rPr>
-      </w:pPr>
-    </w:p>
-    <w:p>
-      <w:pPr>
-        <w:pBdr>
-          <w:bottom w:val="dashSmallGap" w:sz="4" w:space="1" w:color="auto"/>
-          <w:between w:val="dashSmallGap" w:sz="4" w:space="1" w:color="auto"/>
-        </w:pBdr>
-        <w:spacing w:before="50"/>
-        <w:rPr>
-          <w:rFonts w:ascii="ＭＳ Ｐ明朝" w:eastAsia="ＭＳ Ｐ明朝" w:hAnsi="ＭＳ Ｐ明朝"/>
-          <w:szCs w:val="21"/>
-        </w:rPr>
-      </w:pPr>
-      <w:r>
-        <w:rPr>
-          <w:rFonts w:ascii="ＭＳ Ｐ明朝" w:eastAsia="ＭＳ Ｐ明朝" w:hAnsi="ＭＳ Ｐ明朝" w:hint="eastAsia"/>
-          <w:szCs w:val="21"/>
-        </w:rPr>
-        <w:t xml:space="preserve">　</w:t>
-      </w:r>
-      <w:r>
-        <w:rPr>
-          <w:rFonts w:ascii="ＭＳ Ｐ明朝" w:eastAsia="ＭＳ Ｐ明朝" w:hAnsi="ＭＳ Ｐ明朝"/>
-          <w:szCs w:val="21"/>
-        </w:rPr>
-        <w:t>そのために今後は、HoudiniやUSDなどの技術理解をさらに深めるだけでなく、パイプライン設計やワークフロー改善に</w:t>
-      </w:r>
-    </w:p>
-    <w:p>
-      <w:pPr>
-        <w:pBdr>
-          <w:bottom w:val="dashSmallGap" w:sz="4" w:space="1" w:color="auto"/>
-          <w:between w:val="dashSmallGap" w:sz="4" w:space="1" w:color="auto"/>
-        </w:pBdr>
-        <w:spacing w:before="50"/>
-        <w:rPr>
-          <w:rFonts w:ascii="ＭＳ Ｐ明朝" w:eastAsia="ＭＳ Ｐ明朝" w:hAnsi="ＭＳ Ｐ明朝"/>
-          <w:szCs w:val="21"/>
-        </w:rPr>
-      </w:pPr>
-      <w:r>
-        <w:rPr>
-          <w:rFonts w:ascii="ＭＳ Ｐ明朝" w:eastAsia="ＭＳ Ｐ明朝" w:hAnsi="ＭＳ Ｐ明朝"/>
-          <w:szCs w:val="21"/>
-        </w:rPr>
-        <w:t>ついても継続的に学んでいきたいです。また、実装力だけではなく、課題整理や提案力、コミュニケーション面についても</w:t>
-      </w:r>
-    </w:p>
-    <w:p>
-      <w:pPr>
-        <w:pBdr>
-          <w:bottom w:val="dashSmallGap" w:sz="4" w:space="1" w:color="auto"/>
-          <w:between w:val="dashSmallGap" w:sz="4" w:space="1" w:color="auto"/>
-        </w:pBdr>
-        <w:spacing w:before="50"/>
-        <w:rPr>
-          <w:rFonts w:ascii="ＭＳ Ｐ明朝" w:eastAsia="ＭＳ Ｐ明朝" w:hAnsi="ＭＳ Ｐ明朝"/>
-          <w:szCs w:val="21"/>
-        </w:rPr>
-      </w:pPr>
-      <w:r>
-        <w:rPr>
-          <w:rFonts w:ascii="ＭＳ Ｐ明朝" w:eastAsia="ＭＳ Ｐ明朝" w:hAnsi="ＭＳ Ｐ明朝"/>
-          <w:szCs w:val="21"/>
-        </w:rPr>
+        <w:lastRenderedPageBreak/>
         <w:t>経験を積みながら、自分自身の視野を広げていきたいと考えています。まだ未熟な部分は多いですが、一つずつ知識と</w:t>
       </w:r>
     </w:p>
